--- a/ADS508 Data Science Design Document_Assignment.docx
+++ b/ADS508 Data Science Design Document_Assignment.docx
@@ -1144,15 +1144,9 @@
         </w:rPr>
         <w:t xml:space="preserve">Link to the code used for ingestion and exploration: </w:t>
       </w:r>
-      <w:hyperlink r:id="rId10" w:history="1">
-        <w:r>
-          <w:rPr>
-            <w:rStyle w:val="Hyperlink"/>
-            <w:lang w:eastAsia="ko-KR"/>
-          </w:rPr>
-          <w:t>https://github.com/jsryu-git/ADS508_Final/blob/22caef8fb4a463c3028bae6f7dbea27615255b0d/ads508_module3_faye_jun.ipynb</w:t>
-        </w:r>
-      </w:hyperlink>
+      <w:r>
+        <w:t>https://github.com/jsryu-git/ADS508_Final/blob/38aec0374b3734262542f407957cf11f5ab501ad/Drafts/ads508_module3_faye_jun.ipynb</w:t>
+      </w:r>
     </w:p>
     <w:p>
       <w:pPr>
@@ -1438,15 +1432,9 @@
         </w:rPr>
         <w:t xml:space="preserve">for Module 4: Data Cleaning: </w:t>
       </w:r>
-      <w:hyperlink r:id="rId11" w:history="1">
-        <w:r>
-          <w:rPr>
-            <w:rStyle w:val="Hyperlink"/>
-            <w:lang w:eastAsia="ko-KR"/>
-          </w:rPr>
-          <w:t>https://github.com/jsryu-git/ADS508_Final/blob/a5c592c0d9b0fd2f912697fb0101b4326ce08d47/Module4_DataCleaning.ipynb</w:t>
-        </w:r>
-      </w:hyperlink>
+      <w:r>
+        <w:t>https://github.com/jsryu-git/ADS508_Final/blob/38aec0374b3734262542f407957cf11f5ab501ad/Drafts/Module4_DataCleaning.ipynb</w:t>
+      </w:r>
     </w:p>
     <w:p>
       <w:pPr>
@@ -1461,15 +1449,9 @@
         </w:rPr>
         <w:t xml:space="preserve">Link for Module 4: Modeling: </w:t>
       </w:r>
-      <w:hyperlink r:id="rId12" w:history="1">
-        <w:r>
-          <w:rPr>
-            <w:rStyle w:val="Hyperlink"/>
-            <w:lang w:eastAsia="ko-KR"/>
-          </w:rPr>
-          <w:t>https://github.com/jsryu-git/ADS508_Final/blob/a5c592c0d9b0fd2f912697fb0101b4326ce08d47/Module4_Modeling.ipynb</w:t>
-        </w:r>
-      </w:hyperlink>
+      <w:r>
+        <w:t>https://github.com/jsryu-git/ADS508_Final/blob/38aec0374b3734262542f407957cf11f5ab501ad/Drafts/Module4_Modeling.ipynb</w:t>
+      </w:r>
     </w:p>
     <w:p>
       <w:pPr>
@@ -1625,15 +1607,9 @@
         </w:rPr>
         <w:t xml:space="preserve">Link for Module 5: Data Training: </w:t>
       </w:r>
-      <w:hyperlink r:id="rId13" w:history="1">
-        <w:r>
-          <w:rPr>
-            <w:rStyle w:val="Hyperlink"/>
-            <w:lang w:eastAsia="ko-KR"/>
-          </w:rPr>
-          <w:t>https://github.com/jsryu-git/ADS508_Final/blob/main/Module5_Training_JSRYU.ipynb</w:t>
-        </w:r>
-      </w:hyperlink>
+      <w:r>
+        <w:t>https://github.com/jsryu-git/ADS508_Final/blob/38aec0374b3734262542f407957cf11f5ab501ad/Drafts/Module5_Training_JSRYU.ipynb</w:t>
+      </w:r>
     </w:p>
     <w:p>
       <w:pPr>
@@ -1738,6 +1714,7 @@
           <w:sz w:val="22"/>
           <w:szCs w:val="22"/>
         </w:rPr>
+        <w:lastRenderedPageBreak/>
         <w:t>Security Checklist, Privacy and Other Risks:</w:t>
       </w:r>
     </w:p>
@@ -1913,7 +1890,7 @@
       </w:r>
     </w:p>
     <w:sectPr>
-      <w:headerReference w:type="default" r:id="rId14"/>
+      <w:headerReference w:type="default" r:id="rId10"/>
       <w:pgSz w:w="12240" w:h="15840"/>
       <w:pgMar w:top="1440" w:right="1440" w:bottom="1440" w:left="1440" w:header="720" w:footer="720" w:gutter="0"/>
       <w:pgNumType w:start="1"/>
